--- a/Lab11_1150080160_LeThanhTinh/bao_cao_selenium.docx
+++ b/Lab11_1150080160_LeThanhTinh/bao_cao_selenium.docx
@@ -22,47 +22,7 @@
           <w:sz w:val="32"/>
           <w:szCs w:val="32"/>
         </w:rPr>
-        <w:t>BÁO CÁO KI</w:t>
-      </w:r>
-      <w:r>
-        <w:rPr>
-          <w:rFonts w:ascii="Times New Roman" w:hAnsi="Times New Roman" w:cs="Times New Roman"/>
-          <w:b/>
-          <w:color w:val="auto"/>
-          <w:sz w:val="32"/>
-          <w:szCs w:val="32"/>
-        </w:rPr>
-        <w:t>Ể</w:t>
-      </w:r>
-      <w:r>
-        <w:rPr>
-          <w:rFonts w:ascii="Times New Roman" w:hAnsi="Times New Roman" w:cs="Times New Roman"/>
-          <w:b/>
-          <w:color w:val="auto"/>
-          <w:sz w:val="32"/>
-          <w:szCs w:val="32"/>
-        </w:rPr>
-        <w:t>M TH</w:t>
-      </w:r>
-      <w:r>
-        <w:rPr>
-          <w:rFonts w:ascii="Times New Roman" w:hAnsi="Times New Roman" w:cs="Times New Roman"/>
-          <w:b/>
-          <w:color w:val="auto"/>
-          <w:sz w:val="32"/>
-          <w:szCs w:val="32"/>
-        </w:rPr>
-        <w:t>Ử</w:t>
-      </w:r>
-      <w:r>
-        <w:rPr>
-          <w:rFonts w:ascii="Times New Roman" w:hAnsi="Times New Roman" w:cs="Times New Roman"/>
-          <w:b/>
-          <w:color w:val="auto"/>
-          <w:sz w:val="32"/>
-          <w:szCs w:val="32"/>
-        </w:rPr>
-        <w:t xml:space="preserve"> SELENIUM CI/CD</w:t>
+        <w:t>BÁO CÁO KIỂM THỬ SELENIUM CI/CD</w:t>
       </w:r>
     </w:p>
     <w:p>
@@ -79,23 +39,7 @@
           <w:sz w:val="26"/>
           <w:szCs w:val="26"/>
         </w:rPr>
-        <w:t>Bài 1: GitHub Actions cơ b</w:t>
-      </w:r>
-      <w:r>
-        <w:rPr>
-          <w:rFonts w:ascii="Times New Roman" w:hAnsi="Times New Roman" w:cs="Times New Roman"/>
-          <w:sz w:val="26"/>
-          <w:szCs w:val="26"/>
-        </w:rPr>
-        <w:t>ả</w:t>
-      </w:r>
-      <w:r>
-        <w:rPr>
-          <w:rFonts w:ascii="Times New Roman" w:hAnsi="Times New Roman" w:cs="Times New Roman"/>
-          <w:sz w:val="26"/>
-          <w:szCs w:val="26"/>
-        </w:rPr>
-        <w:t>n</w:t>
+        <w:t>Bài 1: GitHub Actions cơ bản</w:t>
       </w:r>
     </w:p>
     <w:p>
@@ -112,23 +56,7 @@
           <w:sz w:val="26"/>
           <w:szCs w:val="26"/>
         </w:rPr>
-        <w:t>- T</w:t>
-      </w:r>
-      <w:r>
-        <w:rPr>
-          <w:rFonts w:ascii="Times New Roman" w:hAnsi="Times New Roman" w:cs="Times New Roman"/>
-          <w:sz w:val="26"/>
-          <w:szCs w:val="26"/>
-        </w:rPr>
-        <w:t>ạ</w:t>
-      </w:r>
-      <w:r>
-        <w:rPr>
-          <w:rFonts w:ascii="Times New Roman" w:hAnsi="Times New Roman" w:cs="Times New Roman"/>
-          <w:sz w:val="26"/>
-          <w:szCs w:val="26"/>
-        </w:rPr>
-        <w:t>o repository selenium-framework</w:t>
+        <w:t>- Tạo repository selenium-framework</w:t>
       </w:r>
       <w:r>
         <w:rPr>
@@ -146,26 +74,8 @@
           <w:szCs w:val="26"/>
         </w:rPr>
         <w:br/>
-        <w:t>- T</w:t>
+        <w:t>- Tạo workflow selenium-ci.yml</w:t>
       </w:r>
-      <w:r>
-        <w:rPr>
-          <w:rFonts w:ascii="Times New Roman" w:hAnsi="Times New Roman" w:cs="Times New Roman"/>
-          <w:sz w:val="26"/>
-          <w:szCs w:val="26"/>
-        </w:rPr>
-        <w:t>ạ</w:t>
-      </w:r>
-      <w:r>
-        <w:rPr>
-          <w:rFonts w:ascii="Times New Roman" w:hAnsi="Times New Roman" w:cs="Times New Roman"/>
-          <w:sz w:val="26"/>
-          <w:szCs w:val="26"/>
-        </w:rPr>
-        <w:t>o workflow selenium-ci.yml</w:t>
-      </w:r>
-      <w:bookmarkStart w:id="0" w:name="_GoBack"/>
-      <w:bookmarkEnd w:id="0"/>
       <w:r>
         <w:rPr>
           <w:rFonts w:ascii="Times New Roman" w:hAnsi="Times New Roman" w:cs="Times New Roman"/>
@@ -182,23 +92,7 @@
           <w:szCs w:val="26"/>
         </w:rPr>
         <w:br/>
-        <w:t>- Ch</w:t>
-      </w:r>
-      <w:r>
-        <w:rPr>
-          <w:rFonts w:ascii="Times New Roman" w:hAnsi="Times New Roman" w:cs="Times New Roman"/>
-          <w:sz w:val="26"/>
-          <w:szCs w:val="26"/>
-        </w:rPr>
-        <w:t>ạ</w:t>
-      </w:r>
-      <w:r>
-        <w:rPr>
-          <w:rFonts w:ascii="Times New Roman" w:hAnsi="Times New Roman" w:cs="Times New Roman"/>
-          <w:sz w:val="26"/>
-          <w:szCs w:val="26"/>
-        </w:rPr>
-        <w:t>y mvn test</w:t>
+        <w:t>- Chạy mvn test</w:t>
       </w:r>
       <w:r>
         <w:rPr>
@@ -233,46 +127,7 @@
           <w:szCs w:val="26"/>
         </w:rPr>
         <w:br/>
-      </w:r>
-      <w:r>
-        <w:rPr>
-          <w:rFonts w:ascii="Times New Roman" w:hAnsi="Times New Roman" w:cs="Times New Roman"/>
-          <w:sz w:val="26"/>
-          <w:szCs w:val="26"/>
-        </w:rPr>
-        <w:t>K</w:t>
-      </w:r>
-      <w:r>
-        <w:rPr>
-          <w:rFonts w:ascii="Times New Roman" w:hAnsi="Times New Roman" w:cs="Times New Roman"/>
-          <w:sz w:val="26"/>
-          <w:szCs w:val="26"/>
-        </w:rPr>
-        <w:t>ế</w:t>
-      </w:r>
-      <w:r>
-        <w:rPr>
-          <w:rFonts w:ascii="Times New Roman" w:hAnsi="Times New Roman" w:cs="Times New Roman"/>
-          <w:sz w:val="26"/>
-          <w:szCs w:val="26"/>
-        </w:rPr>
-        <w:t>t qu</w:t>
-      </w:r>
-      <w:r>
-        <w:rPr>
-          <w:rFonts w:ascii="Times New Roman" w:hAnsi="Times New Roman" w:cs="Times New Roman"/>
-          <w:sz w:val="26"/>
-          <w:szCs w:val="26"/>
-        </w:rPr>
-        <w:t>ả</w:t>
-      </w:r>
-      <w:r>
-        <w:rPr>
-          <w:rFonts w:ascii="Times New Roman" w:hAnsi="Times New Roman" w:cs="Times New Roman"/>
-          <w:sz w:val="26"/>
-          <w:szCs w:val="26"/>
-        </w:rPr>
-        <w:t>:</w:t>
+        <w:t>Kết quả:</w:t>
       </w:r>
       <w:r>
         <w:rPr>
@@ -281,23 +136,7 @@
           <w:szCs w:val="26"/>
         </w:rPr>
         <w:br/>
-        <w:t>- Pipeline ch</w:t>
-      </w:r>
-      <w:r>
-        <w:rPr>
-          <w:rFonts w:ascii="Times New Roman" w:hAnsi="Times New Roman" w:cs="Times New Roman"/>
-          <w:sz w:val="26"/>
-          <w:szCs w:val="26"/>
-        </w:rPr>
-        <w:t>ạ</w:t>
-      </w:r>
-      <w:r>
-        <w:rPr>
-          <w:rFonts w:ascii="Times New Roman" w:hAnsi="Times New Roman" w:cs="Times New Roman"/>
-          <w:sz w:val="26"/>
-          <w:szCs w:val="26"/>
-        </w:rPr>
-        <w:t>y thành công</w:t>
+        <w:t>- Pipeline chạy thành công</w:t>
       </w:r>
       <w:r>
         <w:rPr>
@@ -329,6 +168,7 @@
       <w:r>
         <w:rPr>
           <w:rFonts w:ascii="Times New Roman" w:hAnsi="Times New Roman" w:cs="Times New Roman"/>
+          <w:noProof/>
           <w:sz w:val="26"/>
           <w:szCs w:val="26"/>
         </w:rPr>
@@ -380,6 +220,7 @@
       <w:r>
         <w:rPr>
           <w:rFonts w:ascii="Times New Roman" w:hAnsi="Times New Roman" w:cs="Times New Roman"/>
+          <w:noProof/>
           <w:sz w:val="26"/>
           <w:szCs w:val="26"/>
         </w:rPr>
@@ -432,6 +273,7 @@
       <w:r>
         <w:rPr>
           <w:rFonts w:ascii="Times New Roman" w:hAnsi="Times New Roman" w:cs="Times New Roman"/>
+          <w:noProof/>
           <w:sz w:val="26"/>
           <w:szCs w:val="26"/>
         </w:rPr>
@@ -511,23 +353,7 @@
           <w:sz w:val="26"/>
           <w:szCs w:val="26"/>
         </w:rPr>
-        <w:t>- C</w:t>
-      </w:r>
-      <w:r>
-        <w:rPr>
-          <w:rFonts w:ascii="Times New Roman" w:hAnsi="Times New Roman" w:cs="Times New Roman"/>
-          <w:sz w:val="26"/>
-          <w:szCs w:val="26"/>
-        </w:rPr>
-        <w:t>ấ</w:t>
-      </w:r>
-      <w:r>
-        <w:rPr>
-          <w:rFonts w:ascii="Times New Roman" w:hAnsi="Times New Roman" w:cs="Times New Roman"/>
-          <w:sz w:val="26"/>
-          <w:szCs w:val="26"/>
-        </w:rPr>
-        <w:t>u hình matrix browser: chrome, firefox</w:t>
+        <w:t>- Cấu hình matrix browser: chrome, firefox</w:t>
       </w:r>
       <w:r>
         <w:rPr>
@@ -545,23 +371,7 @@
           <w:szCs w:val="26"/>
         </w:rPr>
         <w:br/>
-        <w:t>- Ch</w:t>
-      </w:r>
-      <w:r>
-        <w:rPr>
-          <w:rFonts w:ascii="Times New Roman" w:hAnsi="Times New Roman" w:cs="Times New Roman"/>
-          <w:sz w:val="26"/>
-          <w:szCs w:val="26"/>
-        </w:rPr>
-        <w:t>ạ</w:t>
-      </w:r>
-      <w:r>
-        <w:rPr>
-          <w:rFonts w:ascii="Times New Roman" w:hAnsi="Times New Roman" w:cs="Times New Roman"/>
-          <w:sz w:val="26"/>
-          <w:szCs w:val="26"/>
-        </w:rPr>
-        <w:t>y song song 2 browser</w:t>
+        <w:t>- Chạy song song 2 browser</w:t>
       </w:r>
       <w:r>
         <w:rPr>
@@ -578,39 +388,7 @@
           <w:szCs w:val="26"/>
         </w:rPr>
         <w:br/>
-        <w:t>K</w:t>
-      </w:r>
-      <w:r>
-        <w:rPr>
-          <w:rFonts w:ascii="Times New Roman" w:hAnsi="Times New Roman" w:cs="Times New Roman"/>
-          <w:sz w:val="26"/>
-          <w:szCs w:val="26"/>
-        </w:rPr>
-        <w:t>ế</w:t>
-      </w:r>
-      <w:r>
-        <w:rPr>
-          <w:rFonts w:ascii="Times New Roman" w:hAnsi="Times New Roman" w:cs="Times New Roman"/>
-          <w:sz w:val="26"/>
-          <w:szCs w:val="26"/>
-        </w:rPr>
-        <w:t>t qu</w:t>
-      </w:r>
-      <w:r>
-        <w:rPr>
-          <w:rFonts w:ascii="Times New Roman" w:hAnsi="Times New Roman" w:cs="Times New Roman"/>
-          <w:sz w:val="26"/>
-          <w:szCs w:val="26"/>
-        </w:rPr>
-        <w:t>ả</w:t>
-      </w:r>
-      <w:r>
-        <w:rPr>
-          <w:rFonts w:ascii="Times New Roman" w:hAnsi="Times New Roman" w:cs="Times New Roman"/>
-          <w:sz w:val="26"/>
-          <w:szCs w:val="26"/>
-        </w:rPr>
-        <w:t>:</w:t>
+        <w:t>Kết quả:</w:t>
       </w:r>
       <w:r>
         <w:rPr>
@@ -619,23 +397,7 @@
           <w:szCs w:val="26"/>
         </w:rPr>
         <w:br/>
-        <w:t>- 2 job ch</w:t>
-      </w:r>
-      <w:r>
-        <w:rPr>
-          <w:rFonts w:ascii="Times New Roman" w:hAnsi="Times New Roman" w:cs="Times New Roman"/>
-          <w:sz w:val="26"/>
-          <w:szCs w:val="26"/>
-        </w:rPr>
-        <w:t>ạ</w:t>
-      </w:r>
-      <w:r>
-        <w:rPr>
-          <w:rFonts w:ascii="Times New Roman" w:hAnsi="Times New Roman" w:cs="Times New Roman"/>
-          <w:sz w:val="26"/>
-          <w:szCs w:val="26"/>
-        </w:rPr>
-        <w:t>y song song</w:t>
+        <w:t>- 2 job chạy song song</w:t>
       </w:r>
       <w:r>
         <w:rPr>
@@ -644,39 +406,7 @@
           <w:szCs w:val="26"/>
         </w:rPr>
         <w:br/>
-        <w:t>- Gi</w:t>
-      </w:r>
-      <w:r>
-        <w:rPr>
-          <w:rFonts w:ascii="Times New Roman" w:hAnsi="Times New Roman" w:cs="Times New Roman"/>
-          <w:sz w:val="26"/>
-          <w:szCs w:val="26"/>
-        </w:rPr>
-        <w:t>ả</w:t>
-      </w:r>
-      <w:r>
-        <w:rPr>
-          <w:rFonts w:ascii="Times New Roman" w:hAnsi="Times New Roman" w:cs="Times New Roman"/>
-          <w:sz w:val="26"/>
-          <w:szCs w:val="26"/>
-        </w:rPr>
-        <w:t>m th</w:t>
-      </w:r>
-      <w:r>
-        <w:rPr>
-          <w:rFonts w:ascii="Times New Roman" w:hAnsi="Times New Roman" w:cs="Times New Roman"/>
-          <w:sz w:val="26"/>
-          <w:szCs w:val="26"/>
-        </w:rPr>
-        <w:t>ờ</w:t>
-      </w:r>
-      <w:r>
-        <w:rPr>
-          <w:rFonts w:ascii="Times New Roman" w:hAnsi="Times New Roman" w:cs="Times New Roman"/>
-          <w:sz w:val="26"/>
-          <w:szCs w:val="26"/>
-        </w:rPr>
-        <w:t>i gian CI</w:t>
+        <w:t>- Giảm thời gian CI</w:t>
       </w:r>
     </w:p>
     <w:p>
@@ -690,6 +420,7 @@
       <w:r>
         <w:rPr>
           <w:rFonts w:ascii="Times New Roman" w:hAnsi="Times New Roman" w:cs="Times New Roman"/>
+          <w:noProof/>
           <w:sz w:val="26"/>
           <w:szCs w:val="26"/>
         </w:rPr>
@@ -742,6 +473,7 @@
       <w:r>
         <w:rPr>
           <w:rFonts w:ascii="Times New Roman" w:hAnsi="Times New Roman" w:cs="Times New Roman"/>
+          <w:noProof/>
           <w:sz w:val="26"/>
           <w:szCs w:val="26"/>
         </w:rPr>
@@ -793,6 +525,7 @@
       <w:r>
         <w:rPr>
           <w:rFonts w:ascii="Times New Roman" w:hAnsi="Times New Roman" w:cs="Times New Roman"/>
+          <w:noProof/>
           <w:sz w:val="26"/>
           <w:szCs w:val="26"/>
         </w:rPr>
@@ -856,15 +589,7 @@
           <w:sz w:val="26"/>
           <w:szCs w:val="26"/>
         </w:rPr>
-        <w:t xml:space="preserve">Bài </w:t>
-      </w:r>
-      <w:r>
-        <w:rPr>
-          <w:rFonts w:ascii="Times New Roman" w:hAnsi="Times New Roman" w:cs="Times New Roman"/>
-          <w:sz w:val="26"/>
-          <w:szCs w:val="26"/>
-        </w:rPr>
-        <w:t>3: GitHub Secrets</w:t>
+        <w:t>Bài 3: GitHub Secrets</w:t>
       </w:r>
     </w:p>
     <w:p>
@@ -881,23 +606,7 @@
           <w:sz w:val="26"/>
           <w:szCs w:val="26"/>
         </w:rPr>
-        <w:t>- T</w:t>
-      </w:r>
-      <w:r>
-        <w:rPr>
-          <w:rFonts w:ascii="Times New Roman" w:hAnsi="Times New Roman" w:cs="Times New Roman"/>
-          <w:sz w:val="26"/>
-          <w:szCs w:val="26"/>
-        </w:rPr>
-        <w:t>ạ</w:t>
-      </w:r>
-      <w:r>
-        <w:rPr>
-          <w:rFonts w:ascii="Times New Roman" w:hAnsi="Times New Roman" w:cs="Times New Roman"/>
-          <w:sz w:val="26"/>
-          <w:szCs w:val="26"/>
-        </w:rPr>
-        <w:t>o secrets:</w:t>
+        <w:t>- Tạo secrets:</w:t>
       </w:r>
       <w:r>
         <w:rPr>
@@ -932,39 +641,7 @@
           <w:szCs w:val="26"/>
         </w:rPr>
         <w:br/>
-        <w:t>- S</w:t>
-      </w:r>
-      <w:r>
-        <w:rPr>
-          <w:rFonts w:ascii="Times New Roman" w:hAnsi="Times New Roman" w:cs="Times New Roman"/>
-          <w:sz w:val="26"/>
-          <w:szCs w:val="26"/>
-        </w:rPr>
-        <w:t>ử</w:t>
-      </w:r>
-      <w:r>
-        <w:rPr>
-          <w:rFonts w:ascii="Times New Roman" w:hAnsi="Times New Roman" w:cs="Times New Roman"/>
-          <w:sz w:val="26"/>
-          <w:szCs w:val="26"/>
-        </w:rPr>
-        <w:t xml:space="preserve"> d</w:t>
-      </w:r>
-      <w:r>
-        <w:rPr>
-          <w:rFonts w:ascii="Times New Roman" w:hAnsi="Times New Roman" w:cs="Times New Roman"/>
-          <w:sz w:val="26"/>
-          <w:szCs w:val="26"/>
-        </w:rPr>
-        <w:t>ụ</w:t>
-      </w:r>
-      <w:r>
-        <w:rPr>
-          <w:rFonts w:ascii="Times New Roman" w:hAnsi="Times New Roman" w:cs="Times New Roman"/>
-          <w:sz w:val="26"/>
-          <w:szCs w:val="26"/>
-        </w:rPr>
-        <w:t>ng System.getenv()</w:t>
+        <w:t>- Sử dụng System.getenv()</w:t>
       </w:r>
       <w:r>
         <w:rPr>
@@ -982,39 +659,7 @@
           <w:szCs w:val="26"/>
         </w:rPr>
         <w:br/>
-        <w:t>- Test echo hi</w:t>
-      </w:r>
-      <w:r>
-        <w:rPr>
-          <w:rFonts w:ascii="Times New Roman" w:hAnsi="Times New Roman" w:cs="Times New Roman"/>
-          <w:sz w:val="26"/>
-          <w:szCs w:val="26"/>
-        </w:rPr>
-        <w:t>ể</w:t>
-      </w:r>
-      <w:r>
-        <w:rPr>
-          <w:rFonts w:ascii="Times New Roman" w:hAnsi="Times New Roman" w:cs="Times New Roman"/>
-          <w:sz w:val="26"/>
-          <w:szCs w:val="26"/>
-        </w:rPr>
-        <w:t>n th</w:t>
-      </w:r>
-      <w:r>
-        <w:rPr>
-          <w:rFonts w:ascii="Times New Roman" w:hAnsi="Times New Roman" w:cs="Times New Roman"/>
-          <w:sz w:val="26"/>
-          <w:szCs w:val="26"/>
-        </w:rPr>
-        <w:t>ị</w:t>
-      </w:r>
-      <w:r>
-        <w:rPr>
-          <w:rFonts w:ascii="Times New Roman" w:hAnsi="Times New Roman" w:cs="Times New Roman"/>
-          <w:sz w:val="26"/>
-          <w:szCs w:val="26"/>
-        </w:rPr>
-        <w:t xml:space="preserve"> ***</w:t>
+        <w:t>- Test echo hiển thị ***</w:t>
       </w:r>
       <w:r>
         <w:rPr>
@@ -1031,39 +676,7 @@
           <w:szCs w:val="26"/>
         </w:rPr>
         <w:br/>
-        <w:t>K</w:t>
-      </w:r>
-      <w:r>
-        <w:rPr>
-          <w:rFonts w:ascii="Times New Roman" w:hAnsi="Times New Roman" w:cs="Times New Roman"/>
-          <w:sz w:val="26"/>
-          <w:szCs w:val="26"/>
-        </w:rPr>
-        <w:t>ế</w:t>
-      </w:r>
-      <w:r>
-        <w:rPr>
-          <w:rFonts w:ascii="Times New Roman" w:hAnsi="Times New Roman" w:cs="Times New Roman"/>
-          <w:sz w:val="26"/>
-          <w:szCs w:val="26"/>
-        </w:rPr>
-        <w:t>t qu</w:t>
-      </w:r>
-      <w:r>
-        <w:rPr>
-          <w:rFonts w:ascii="Times New Roman" w:hAnsi="Times New Roman" w:cs="Times New Roman"/>
-          <w:sz w:val="26"/>
-          <w:szCs w:val="26"/>
-        </w:rPr>
-        <w:t>ả</w:t>
-      </w:r>
-      <w:r>
-        <w:rPr>
-          <w:rFonts w:ascii="Times New Roman" w:hAnsi="Times New Roman" w:cs="Times New Roman"/>
-          <w:sz w:val="26"/>
-          <w:szCs w:val="26"/>
-        </w:rPr>
-        <w:t>:</w:t>
+        <w:t>Kết quả:</w:t>
       </w:r>
       <w:r>
         <w:rPr>
@@ -1072,39 +685,7 @@
           <w:szCs w:val="26"/>
         </w:rPr>
         <w:br/>
-        <w:t>- B</w:t>
-      </w:r>
-      <w:r>
-        <w:rPr>
-          <w:rFonts w:ascii="Times New Roman" w:hAnsi="Times New Roman" w:cs="Times New Roman"/>
-          <w:sz w:val="26"/>
-          <w:szCs w:val="26"/>
-        </w:rPr>
-        <w:t>ả</w:t>
-      </w:r>
-      <w:r>
-        <w:rPr>
-          <w:rFonts w:ascii="Times New Roman" w:hAnsi="Times New Roman" w:cs="Times New Roman"/>
-          <w:sz w:val="26"/>
-          <w:szCs w:val="26"/>
-        </w:rPr>
-        <w:t>o m</w:t>
-      </w:r>
-      <w:r>
-        <w:rPr>
-          <w:rFonts w:ascii="Times New Roman" w:hAnsi="Times New Roman" w:cs="Times New Roman"/>
-          <w:sz w:val="26"/>
-          <w:szCs w:val="26"/>
-        </w:rPr>
-        <w:t>ậ</w:t>
-      </w:r>
-      <w:r>
-        <w:rPr>
-          <w:rFonts w:ascii="Times New Roman" w:hAnsi="Times New Roman" w:cs="Times New Roman"/>
-          <w:sz w:val="26"/>
-          <w:szCs w:val="26"/>
-        </w:rPr>
-        <w:t>t thành công</w:t>
+        <w:t>- Bảo mật thành công</w:t>
       </w:r>
       <w:r>
         <w:rPr>
@@ -1113,39 +694,7 @@
           <w:szCs w:val="26"/>
         </w:rPr>
         <w:br/>
-        <w:t>- Pipeline v</w:t>
-      </w:r>
-      <w:r>
-        <w:rPr>
-          <w:rFonts w:ascii="Times New Roman" w:hAnsi="Times New Roman" w:cs="Times New Roman"/>
-          <w:sz w:val="26"/>
-          <w:szCs w:val="26"/>
-        </w:rPr>
-        <w:t>ẫ</w:t>
-      </w:r>
-      <w:r>
-        <w:rPr>
-          <w:rFonts w:ascii="Times New Roman" w:hAnsi="Times New Roman" w:cs="Times New Roman"/>
-          <w:sz w:val="26"/>
-          <w:szCs w:val="26"/>
-        </w:rPr>
-        <w:t>n ch</w:t>
-      </w:r>
-      <w:r>
-        <w:rPr>
-          <w:rFonts w:ascii="Times New Roman" w:hAnsi="Times New Roman" w:cs="Times New Roman"/>
-          <w:sz w:val="26"/>
-          <w:szCs w:val="26"/>
-        </w:rPr>
-        <w:t>ạ</w:t>
-      </w:r>
-      <w:r>
-        <w:rPr>
-          <w:rFonts w:ascii="Times New Roman" w:hAnsi="Times New Roman" w:cs="Times New Roman"/>
-          <w:sz w:val="26"/>
-          <w:szCs w:val="26"/>
-        </w:rPr>
-        <w:t>y</w:t>
+        <w:t>- Pipeline vẫn chạy</w:t>
       </w:r>
     </w:p>
     <w:p>
@@ -1159,6 +708,7 @@
       <w:r>
         <w:rPr>
           <w:rFonts w:ascii="Times New Roman" w:hAnsi="Times New Roman" w:cs="Times New Roman"/>
+          <w:noProof/>
           <w:sz w:val="26"/>
           <w:szCs w:val="26"/>
         </w:rPr>
@@ -1211,6 +761,7 @@
       <w:r>
         <w:rPr>
           <w:rFonts w:ascii="Times New Roman" w:hAnsi="Times New Roman" w:cs="Times New Roman"/>
+          <w:noProof/>
           <w:sz w:val="26"/>
           <w:szCs w:val="26"/>
         </w:rPr>
@@ -1262,18 +813,119 @@
     <w:p>
       <w:pPr>
         <w:rPr>
-          <w:rFonts w:ascii="Times New Roman" w:hAnsi="Times New Roman" w:cs="Times New Roman"/>
-          <w:sz w:val="26"/>
-          <w:szCs w:val="26"/>
+          <w:b/>
         </w:rPr>
       </w:pPr>
       <w:r>
         <w:rPr>
-          <w:rFonts w:ascii="Times New Roman" w:hAnsi="Times New Roman" w:cs="Times New Roman"/>
-          <w:sz w:val="26"/>
-          <w:szCs w:val="26"/>
+          <w:b/>
         </w:rPr>
-        <w:t>Bài 4: Selenium Grid Docker</w:t>
+        <w:t>Bài 4 — Selenium Grid với Docker (Hướng dẫn chi tiết)</w:t>
+      </w:r>
+    </w:p>
+    <w:p>
+      <w:r>
+        <w:t>PHẦN A — Khởi động Selenium Grid bằng Docker</w:t>
+      </w:r>
+    </w:p>
+    <w:p>
+      <w:r>
+        <w:t>Bước 1: Mở Docker Desktop</w:t>
+      </w:r>
+    </w:p>
+    <w:p>
+      <w:pPr>
+        <w:rPr>
+          <w:rStyle w:val="HTMLCode"/>
+          <w:rFonts w:eastAsiaTheme="majorEastAsia"/>
+        </w:rPr>
+      </w:pPr>
+      <w:r>
+        <w:t xml:space="preserve">Bước 2: Tạo file </w:t>
+      </w:r>
+      <w:r>
+        <w:rPr>
+          <w:rStyle w:val="HTMLCode"/>
+          <w:rFonts w:eastAsiaTheme="majorEastAsia"/>
+        </w:rPr>
+        <w:t>docker-compose.yml</w:t>
+      </w:r>
+    </w:p>
+    <w:p>
+      <w:r>
+        <w:lastRenderedPageBreak/>
+        <w:drawing>
+          <wp:inline distT="0" distB="0" distL="0" distR="0" wp14:anchorId="238AABA4" wp14:editId="07D2F3A1">
+            <wp:extent cx="5486400" cy="2680335"/>
+            <wp:effectExtent l="0" t="0" r="0" b="5715"/>
+            <wp:docPr id="9" name="Picture 9"/>
+            <wp:cNvGraphicFramePr>
+              <a:graphicFrameLocks xmlns:a="http://schemas.openxmlformats.org/drawingml/2006/main" noChangeAspect="1"/>
+            </wp:cNvGraphicFramePr>
+            <a:graphic xmlns:a="http://schemas.openxmlformats.org/drawingml/2006/main">
+              <a:graphicData uri="http://schemas.openxmlformats.org/drawingml/2006/picture">
+                <pic:pic xmlns:pic="http://schemas.openxmlformats.org/drawingml/2006/picture">
+                  <pic:nvPicPr>
+                    <pic:cNvPr id="1" name=""/>
+                    <pic:cNvPicPr/>
+                  </pic:nvPicPr>
+                  <pic:blipFill>
+                    <a:blip r:embed="rId14"/>
+                    <a:stretch>
+                      <a:fillRect/>
+                    </a:stretch>
+                  </pic:blipFill>
+                  <pic:spPr>
+                    <a:xfrm>
+                      <a:off x="0" y="0"/>
+                      <a:ext cx="5486400" cy="2680335"/>
+                    </a:xfrm>
+                    <a:prstGeom prst="rect">
+                      <a:avLst/>
+                    </a:prstGeom>
+                  </pic:spPr>
+                </pic:pic>
+              </a:graphicData>
+            </a:graphic>
+          </wp:inline>
+        </w:drawing>
+      </w:r>
+    </w:p>
+    <w:p>
+      <w:pPr>
+        <w:pStyle w:val="font-claude-response-body"/>
+      </w:pPr>
+      <w:r>
+        <w:t xml:space="preserve">Trong project Eclipse của bạn, tạo file </w:t>
+      </w:r>
+      <w:r>
+        <w:rPr>
+          <w:rStyle w:val="HTMLCode"/>
+          <w:rFonts w:eastAsiaTheme="majorEastAsia"/>
+        </w:rPr>
+        <w:t>docker-compose.yml</w:t>
+      </w:r>
+      <w:r>
+        <w:t xml:space="preserve"> ở </w:t>
+      </w:r>
+      <w:r>
+        <w:rPr>
+          <w:rStyle w:val="Strong"/>
+        </w:rPr>
+        <w:t>thư mục gốc</w:t>
+      </w:r>
+      <w:r>
+        <w:t xml:space="preserve"> (ngang hàng với </w:t>
+      </w:r>
+      <w:r>
+        <w:rPr>
+          <w:rStyle w:val="HTMLCode"/>
+          <w:rFonts w:eastAsiaTheme="majorEastAsia"/>
+        </w:rPr>
+        <w:t>pom.xml</w:t>
+      </w:r>
+      <w:r>
+        <w:t>):</w:t>
       </w:r>
     </w:p>
     <w:p>
@@ -1290,129 +942,6 @@
           <w:sz w:val="26"/>
           <w:szCs w:val="26"/>
         </w:rPr>
-        <w:t>- T</w:t>
-      </w:r>
-      <w:r>
-        <w:rPr>
-          <w:rFonts w:ascii="Times New Roman" w:hAnsi="Times New Roman" w:cs="Times New Roman"/>
-          <w:sz w:val="26"/>
-          <w:szCs w:val="26"/>
-        </w:rPr>
-        <w:t>ạ</w:t>
-      </w:r>
-      <w:r>
-        <w:rPr>
-          <w:rFonts w:ascii="Times New Roman" w:hAnsi="Times New Roman" w:cs="Times New Roman"/>
-          <w:sz w:val="26"/>
-          <w:szCs w:val="26"/>
-        </w:rPr>
-        <w:t>o docker-compose.ym</w:t>
-      </w:r>
-      <w:r>
-        <w:rPr>
-          <w:rFonts w:ascii="Times New Roman" w:hAnsi="Times New Roman" w:cs="Times New Roman"/>
-          <w:sz w:val="26"/>
-          <w:szCs w:val="26"/>
-        </w:rPr>
-        <w:t>l</w:t>
-      </w:r>
-      <w:r>
-        <w:rPr>
-          <w:rFonts w:ascii="Times New Roman" w:hAnsi="Times New Roman" w:cs="Times New Roman"/>
-          <w:sz w:val="26"/>
-          <w:szCs w:val="26"/>
-        </w:rPr>
-        <w:br/>
-        <w:t>- Ch</w:t>
-      </w:r>
-      <w:r>
-        <w:rPr>
-          <w:rFonts w:ascii="Times New Roman" w:hAnsi="Times New Roman" w:cs="Times New Roman"/>
-          <w:sz w:val="26"/>
-          <w:szCs w:val="26"/>
-        </w:rPr>
-        <w:t>ạ</w:t>
-      </w:r>
-      <w:r>
-        <w:rPr>
-          <w:rFonts w:ascii="Times New Roman" w:hAnsi="Times New Roman" w:cs="Times New Roman"/>
-          <w:sz w:val="26"/>
-          <w:szCs w:val="26"/>
-        </w:rPr>
-        <w:t>y selenium hub + node</w:t>
-      </w:r>
-      <w:r>
-        <w:rPr>
-          <w:rFonts w:ascii="Times New Roman" w:hAnsi="Times New Roman" w:cs="Times New Roman"/>
-          <w:sz w:val="26"/>
-          <w:szCs w:val="26"/>
-        </w:rPr>
-        <w:br/>
-        <w:t>- K</w:t>
-      </w:r>
-      <w:r>
-        <w:rPr>
-          <w:rFonts w:ascii="Times New Roman" w:hAnsi="Times New Roman" w:cs="Times New Roman"/>
-          <w:sz w:val="26"/>
-          <w:szCs w:val="26"/>
-        </w:rPr>
-        <w:t>ế</w:t>
-      </w:r>
-      <w:r>
-        <w:rPr>
-          <w:rFonts w:ascii="Times New Roman" w:hAnsi="Times New Roman" w:cs="Times New Roman"/>
-          <w:sz w:val="26"/>
-          <w:szCs w:val="26"/>
-        </w:rPr>
-        <w:t>t n</w:t>
-      </w:r>
-      <w:r>
-        <w:rPr>
-          <w:rFonts w:ascii="Times New Roman" w:hAnsi="Times New Roman" w:cs="Times New Roman"/>
-          <w:sz w:val="26"/>
-          <w:szCs w:val="26"/>
-        </w:rPr>
-        <w:t>ố</w:t>
-      </w:r>
-      <w:r>
-        <w:rPr>
-          <w:rFonts w:ascii="Times New Roman" w:hAnsi="Times New Roman" w:cs="Times New Roman"/>
-          <w:sz w:val="26"/>
-          <w:szCs w:val="26"/>
-        </w:rPr>
-        <w:t>i RemoteWebDriver</w:t>
-      </w:r>
-      <w:r>
-        <w:rPr>
-          <w:rFonts w:ascii="Times New Roman" w:hAnsi="Times New Roman" w:cs="Times New Roman"/>
-          <w:sz w:val="26"/>
-          <w:szCs w:val="26"/>
-        </w:rPr>
-        <w:br/>
-        <w:t>- Ch</w:t>
-      </w:r>
-      <w:r>
-        <w:rPr>
-          <w:rFonts w:ascii="Times New Roman" w:hAnsi="Times New Roman" w:cs="Times New Roman"/>
-          <w:sz w:val="26"/>
-          <w:szCs w:val="26"/>
-        </w:rPr>
-        <w:t>ạ</w:t>
-      </w:r>
-      <w:r>
-        <w:rPr>
-          <w:rFonts w:ascii="Times New Roman" w:hAnsi="Times New Roman" w:cs="Times New Roman"/>
-          <w:sz w:val="26"/>
-          <w:szCs w:val="26"/>
-        </w:rPr>
-        <w:t>y test song song</w:t>
-      </w:r>
-      <w:r>
-        <w:rPr>
-          <w:rFonts w:ascii="Times New Roman" w:hAnsi="Times New Roman" w:cs="Times New Roman"/>
-          <w:sz w:val="26"/>
-          <w:szCs w:val="26"/>
-        </w:rPr>
         <w:br/>
       </w:r>
       <w:r>
@@ -1421,76 +950,293 @@
           <w:sz w:val="26"/>
           <w:szCs w:val="26"/>
         </w:rPr>
-        <w:br/>
-        <w:t>Hi</w:t>
+        <w:drawing>
+          <wp:inline distT="0" distB="0" distL="0" distR="0" wp14:anchorId="6430A7C9" wp14:editId="131224DF">
+            <wp:extent cx="5486400" cy="2661285"/>
+            <wp:effectExtent l="0" t="0" r="0" b="5715"/>
+            <wp:docPr id="10" name="Picture 10"/>
+            <wp:cNvGraphicFramePr>
+              <a:graphicFrameLocks xmlns:a="http://schemas.openxmlformats.org/drawingml/2006/main" noChangeAspect="1"/>
+            </wp:cNvGraphicFramePr>
+            <a:graphic xmlns:a="http://schemas.openxmlformats.org/drawingml/2006/main">
+              <a:graphicData uri="http://schemas.openxmlformats.org/drawingml/2006/picture">
+                <pic:pic xmlns:pic="http://schemas.openxmlformats.org/drawingml/2006/picture">
+                  <pic:nvPicPr>
+                    <pic:cNvPr id="1" name=""/>
+                    <pic:cNvPicPr/>
+                  </pic:nvPicPr>
+                  <pic:blipFill>
+                    <a:blip r:embed="rId15"/>
+                    <a:stretch>
+                      <a:fillRect/>
+                    </a:stretch>
+                  </pic:blipFill>
+                  <pic:spPr>
+                    <a:xfrm>
+                      <a:off x="0" y="0"/>
+                      <a:ext cx="5486400" cy="2661285"/>
+                    </a:xfrm>
+                    <a:prstGeom prst="rect">
+                      <a:avLst/>
+                    </a:prstGeom>
+                  </pic:spPr>
+                </pic:pic>
+              </a:graphicData>
+            </a:graphic>
+          </wp:inline>
+        </w:drawing>
+      </w:r>
+    </w:p>
+    <w:p>
+      <w:r>
+        <w:t>Bước 3: Chạy Grid</w:t>
+      </w:r>
+    </w:p>
+    <w:p>
+      <w:pPr>
+        <w:pStyle w:val="font-claude-response-body"/>
+      </w:pPr>
+      <w:r>
+        <w:t xml:space="preserve">Mở </w:t>
       </w:r>
       <w:r>
+        <w:rPr>
+          <w:rStyle w:val="Strong"/>
+        </w:rPr>
+        <w:t>Command Prompt</w:t>
+      </w:r>
+      <w:r>
+        <w:t xml:space="preserve"> (hoặc PowerShell), </w:t>
+      </w:r>
+      <w:r>
+        <w:rPr>
+          <w:rStyle w:val="HTMLCode"/>
+        </w:rPr>
+        <w:t>cd</w:t>
+      </w:r>
+      <w:r>
+        <w:t xml:space="preserve"> vào thư mục project rồi chạy:</w:t>
+      </w:r>
+    </w:p>
+    <w:p>
+      <w:r>
+        <w:t>Lần đầu sẽ mất 3–5 phút để pull image. Sau đó kiểm tra:</w:t>
+      </w:r>
+    </w:p>
+    <w:p>
+      <w:r>
+        <w:lastRenderedPageBreak/>
+        <w:drawing>
+          <wp:inline distT="0" distB="0" distL="0" distR="0" wp14:anchorId="272CF010" wp14:editId="3D622AC9">
+            <wp:extent cx="5486400" cy="2809240"/>
+            <wp:effectExtent l="0" t="0" r="0" b="0"/>
+            <wp:docPr id="11" name="Picture 11"/>
+            <wp:cNvGraphicFramePr>
+              <a:graphicFrameLocks xmlns:a="http://schemas.openxmlformats.org/drawingml/2006/main" noChangeAspect="1"/>
+            </wp:cNvGraphicFramePr>
+            <a:graphic xmlns:a="http://schemas.openxmlformats.org/drawingml/2006/main">
+              <a:graphicData uri="http://schemas.openxmlformats.org/drawingml/2006/picture">
+                <pic:pic xmlns:pic="http://schemas.openxmlformats.org/drawingml/2006/picture">
+                  <pic:nvPicPr>
+                    <pic:cNvPr id="1" name=""/>
+                    <pic:cNvPicPr/>
+                  </pic:nvPicPr>
+                  <pic:blipFill>
+                    <a:blip r:embed="rId16"/>
+                    <a:stretch>
+                      <a:fillRect/>
+                    </a:stretch>
+                  </pic:blipFill>
+                  <pic:spPr>
+                    <a:xfrm>
+                      <a:off x="0" y="0"/>
+                      <a:ext cx="5486400" cy="2809240"/>
+                    </a:xfrm>
+                    <a:prstGeom prst="rect">
+                      <a:avLst/>
+                    </a:prstGeom>
+                  </pic:spPr>
+                </pic:pic>
+              </a:graphicData>
+            </a:graphic>
+          </wp:inline>
+        </w:drawing>
+      </w:r>
+    </w:p>
+    <w:p>
+      <w:r>
+        <w:drawing>
+          <wp:inline distT="0" distB="0" distL="0" distR="0" wp14:anchorId="1835C7D6" wp14:editId="73D50F20">
+            <wp:extent cx="5486400" cy="2752725"/>
+            <wp:effectExtent l="0" t="0" r="0" b="9525"/>
+            <wp:docPr id="12" name="Picture 12"/>
+            <wp:cNvGraphicFramePr>
+              <a:graphicFrameLocks xmlns:a="http://schemas.openxmlformats.org/drawingml/2006/main" noChangeAspect="1"/>
+            </wp:cNvGraphicFramePr>
+            <a:graphic xmlns:a="http://schemas.openxmlformats.org/drawingml/2006/main">
+              <a:graphicData uri="http://schemas.openxmlformats.org/drawingml/2006/picture">
+                <pic:pic xmlns:pic="http://schemas.openxmlformats.org/drawingml/2006/picture">
+                  <pic:nvPicPr>
+                    <pic:cNvPr id="1" name=""/>
+                    <pic:cNvPicPr/>
+                  </pic:nvPicPr>
+                  <pic:blipFill>
+                    <a:blip r:embed="rId17"/>
+                    <a:stretch>
+                      <a:fillRect/>
+                    </a:stretch>
+                  </pic:blipFill>
+                  <pic:spPr>
+                    <a:xfrm>
+                      <a:off x="0" y="0"/>
+                      <a:ext cx="5486400" cy="2752725"/>
+                    </a:xfrm>
+                    <a:prstGeom prst="rect">
+                      <a:avLst/>
+                    </a:prstGeom>
+                  </pic:spPr>
+                </pic:pic>
+              </a:graphicData>
+            </a:graphic>
+          </wp:inline>
+        </w:drawing>
+      </w:r>
+    </w:p>
+    <w:p>
+      <w:r>
+        <w:lastRenderedPageBreak/>
+        <w:drawing>
+          <wp:inline distT="0" distB="0" distL="0" distR="0" wp14:anchorId="7ABCB46A" wp14:editId="3559EB8E">
+            <wp:extent cx="5486400" cy="2771140"/>
+            <wp:effectExtent l="0" t="0" r="0" b="0"/>
+            <wp:docPr id="13" name="Picture 13"/>
+            <wp:cNvGraphicFramePr>
+              <a:graphicFrameLocks xmlns:a="http://schemas.openxmlformats.org/drawingml/2006/main" noChangeAspect="1"/>
+            </wp:cNvGraphicFramePr>
+            <a:graphic xmlns:a="http://schemas.openxmlformats.org/drawingml/2006/main">
+              <a:graphicData uri="http://schemas.openxmlformats.org/drawingml/2006/picture">
+                <pic:pic xmlns:pic="http://schemas.openxmlformats.org/drawingml/2006/picture">
+                  <pic:nvPicPr>
+                    <pic:cNvPr id="1" name=""/>
+                    <pic:cNvPicPr/>
+                  </pic:nvPicPr>
+                  <pic:blipFill>
+                    <a:blip r:embed="rId18"/>
+                    <a:stretch>
+                      <a:fillRect/>
+                    </a:stretch>
+                  </pic:blipFill>
+                  <pic:spPr>
+                    <a:xfrm>
+                      <a:off x="0" y="0"/>
+                      <a:ext cx="5486400" cy="2771140"/>
+                    </a:xfrm>
+                    <a:prstGeom prst="rect">
+                      <a:avLst/>
+                    </a:prstGeom>
+                  </pic:spPr>
+                </pic:pic>
+              </a:graphicData>
+            </a:graphic>
+          </wp:inline>
+        </w:drawing>
+      </w:r>
+    </w:p>
+    <w:p>
+      <w:r>
+        <w:drawing>
+          <wp:inline distT="0" distB="0" distL="0" distR="0" wp14:anchorId="40B2E6D9" wp14:editId="664E8823">
+            <wp:extent cx="5486400" cy="2860675"/>
+            <wp:effectExtent l="0" t="0" r="0" b="0"/>
+            <wp:docPr id="14" name="Picture 14"/>
+            <wp:cNvGraphicFramePr>
+              <a:graphicFrameLocks xmlns:a="http://schemas.openxmlformats.org/drawingml/2006/main" noChangeAspect="1"/>
+            </wp:cNvGraphicFramePr>
+            <a:graphic xmlns:a="http://schemas.openxmlformats.org/drawingml/2006/main">
+              <a:graphicData uri="http://schemas.openxmlformats.org/drawingml/2006/picture">
+                <pic:pic xmlns:pic="http://schemas.openxmlformats.org/drawingml/2006/picture">
+                  <pic:nvPicPr>
+                    <pic:cNvPr id="1" name=""/>
+                    <pic:cNvPicPr/>
+                  </pic:nvPicPr>
+                  <pic:blipFill>
+                    <a:blip r:embed="rId19"/>
+                    <a:stretch>
+                      <a:fillRect/>
+                    </a:stretch>
+                  </pic:blipFill>
+                  <pic:spPr>
+                    <a:xfrm>
+                      <a:off x="0" y="0"/>
+                      <a:ext cx="5486400" cy="2860675"/>
+                    </a:xfrm>
+                    <a:prstGeom prst="rect">
+                      <a:avLst/>
+                    </a:prstGeom>
+                  </pic:spPr>
+                </pic:pic>
+              </a:graphicData>
+            </a:graphic>
+          </wp:inline>
+        </w:drawing>
+      </w:r>
+      <w:r>
+        <w:t>Bước 4: Kiểm tra Grid Console UI</w:t>
+      </w:r>
+    </w:p>
+    <w:p>
+      <w:pPr>
         <w:rPr>
           <w:rFonts w:ascii="Times New Roman" w:hAnsi="Times New Roman" w:cs="Times New Roman"/>
           <w:sz w:val="26"/>
           <w:szCs w:val="26"/>
         </w:rPr>
-        <w:t>ệ</w:t>
-      </w:r>
+      </w:pPr>
       <w:r>
         <w:rPr>
-          <w:rFonts w:ascii="Times New Roman" w:hAnsi="Times New Roman" w:cs="Times New Roman"/>
-          <w:sz w:val="26"/>
-          <w:szCs w:val="26"/>
+          <w:rFonts w:ascii="Times New Roman" w:eastAsia="Times New Roman" w:hAnsi="Times New Roman" w:cs="Times New Roman"/>
+          <w:sz w:val="24"/>
+          <w:szCs w:val="24"/>
         </w:rPr>
-        <w:t>u su</w:t>
+        <w:lastRenderedPageBreak/>
+        <w:drawing>
+          <wp:inline distT="0" distB="0" distL="0" distR="0" wp14:anchorId="0FBD4148" wp14:editId="65E6F9EE">
+            <wp:extent cx="5486400" cy="2789555"/>
+            <wp:effectExtent l="0" t="0" r="0" b="0"/>
+            <wp:docPr id="15" name="Picture 15"/>
+            <wp:cNvGraphicFramePr>
+              <a:graphicFrameLocks xmlns:a="http://schemas.openxmlformats.org/drawingml/2006/main" noChangeAspect="1"/>
+            </wp:cNvGraphicFramePr>
+            <a:graphic xmlns:a="http://schemas.openxmlformats.org/drawingml/2006/main">
+              <a:graphicData uri="http://schemas.openxmlformats.org/drawingml/2006/picture">
+                <pic:pic xmlns:pic="http://schemas.openxmlformats.org/drawingml/2006/picture">
+                  <pic:nvPicPr>
+                    <pic:cNvPr id="1" name=""/>
+                    <pic:cNvPicPr/>
+                  </pic:nvPicPr>
+                  <pic:blipFill>
+                    <a:blip r:embed="rId20"/>
+                    <a:stretch>
+                      <a:fillRect/>
+                    </a:stretch>
+                  </pic:blipFill>
+                  <pic:spPr>
+                    <a:xfrm>
+                      <a:off x="0" y="0"/>
+                      <a:ext cx="5486400" cy="2789555"/>
+                    </a:xfrm>
+                    <a:prstGeom prst="rect">
+                      <a:avLst/>
+                    </a:prstGeom>
+                  </pic:spPr>
+                </pic:pic>
+              </a:graphicData>
+            </a:graphic>
+          </wp:inline>
+        </w:drawing>
       </w:r>
-      <w:r>
-        <w:rPr>
-          <w:rFonts w:ascii="Times New Roman" w:hAnsi="Times New Roman" w:cs="Times New Roman"/>
-          <w:sz w:val="26"/>
-          <w:szCs w:val="26"/>
-        </w:rPr>
-        <w:t>ấ</w:t>
-      </w:r>
-      <w:r>
-        <w:rPr>
-          <w:rFonts w:ascii="Times New Roman" w:hAnsi="Times New Roman" w:cs="Times New Roman"/>
-          <w:sz w:val="26"/>
-          <w:szCs w:val="26"/>
-        </w:rPr>
-        <w:t>t:</w:t>
-      </w:r>
-      <w:r>
-        <w:rPr>
-          <w:rFonts w:ascii="Times New Roman" w:hAnsi="Times New Roman" w:cs="Times New Roman"/>
-          <w:sz w:val="26"/>
-          <w:szCs w:val="26"/>
-        </w:rPr>
-        <w:br/>
-        <w:t>- Local: T1</w:t>
-      </w:r>
-      <w:r>
-        <w:rPr>
-          <w:rFonts w:ascii="Times New Roman" w:hAnsi="Times New Roman" w:cs="Times New Roman"/>
-          <w:sz w:val="26"/>
-          <w:szCs w:val="26"/>
-        </w:rPr>
-        <w:br/>
-        <w:t>- Grid: T2</w:t>
-      </w:r>
-      <w:r>
-        <w:rPr>
-          <w:rFonts w:ascii="Times New Roman" w:hAnsi="Times New Roman" w:cs="Times New Roman"/>
-          <w:sz w:val="26"/>
-          <w:szCs w:val="26"/>
-        </w:rPr>
-        <w:br/>
-        <w:t>- Speedup: T1/T2</w:t>
-      </w:r>
-      <w:r>
-        <w:rPr>
-          <w:rFonts w:ascii="Times New Roman" w:hAnsi="Times New Roman" w:cs="Times New Roman"/>
-          <w:sz w:val="26"/>
-          <w:szCs w:val="26"/>
-        </w:rPr>
-        <w:br/>
-      </w:r>
+      <w:bookmarkStart w:id="0" w:name="_GoBack"/>
+      <w:bookmarkEnd w:id="0"/>
     </w:p>
     <w:sectPr>
       <w:pgSz w:w="12240" w:h="15840"/>
@@ -13080,6 +12826,85 @@
       </w:tcPr>
     </w:tblStylePr>
   </w:style>
+  <w:style w:type="paragraph" w:customStyle="1" w:styleId="font-claude-response-body">
+    <w:name w:val="font-claude-response-body"/>
+    <w:basedOn w:val="Normal"/>
+    <w:rsid w:val="007F4892"/>
+    <w:pPr>
+      <w:spacing w:before="100" w:beforeAutospacing="1" w:after="100" w:afterAutospacing="1" w:line="240" w:lineRule="auto"/>
+    </w:pPr>
+    <w:rPr>
+      <w:rFonts w:ascii="Times New Roman" w:eastAsia="Times New Roman" w:hAnsi="Times New Roman" w:cs="Times New Roman"/>
+      <w:sz w:val="24"/>
+      <w:szCs w:val="24"/>
+    </w:rPr>
+  </w:style>
+  <w:style w:type="character" w:styleId="HTMLCode">
+    <w:name w:val="HTML Code"/>
+    <w:basedOn w:val="DefaultParagraphFont"/>
+    <w:uiPriority w:val="99"/>
+    <w:semiHidden/>
+    <w:unhideWhenUsed/>
+    <w:rsid w:val="007F4892"/>
+    <w:rPr>
+      <w:rFonts w:ascii="Courier New" w:eastAsia="Times New Roman" w:hAnsi="Courier New" w:cs="Courier New"/>
+      <w:sz w:val="20"/>
+      <w:szCs w:val="20"/>
+    </w:rPr>
+  </w:style>
+  <w:style w:type="paragraph" w:styleId="HTMLPreformatted">
+    <w:name w:val="HTML Preformatted"/>
+    <w:basedOn w:val="Normal"/>
+    <w:link w:val="HTMLPreformattedChar"/>
+    <w:uiPriority w:val="99"/>
+    <w:semiHidden/>
+    <w:unhideWhenUsed/>
+    <w:rsid w:val="007F4892"/>
+    <w:pPr>
+      <w:tabs>
+        <w:tab w:val="left" w:pos="916"/>
+        <w:tab w:val="left" w:pos="1832"/>
+        <w:tab w:val="left" w:pos="2748"/>
+        <w:tab w:val="left" w:pos="3664"/>
+        <w:tab w:val="left" w:pos="4580"/>
+        <w:tab w:val="left" w:pos="5496"/>
+        <w:tab w:val="left" w:pos="6412"/>
+        <w:tab w:val="left" w:pos="7328"/>
+        <w:tab w:val="left" w:pos="8244"/>
+        <w:tab w:val="left" w:pos="9160"/>
+        <w:tab w:val="left" w:pos="10076"/>
+        <w:tab w:val="left" w:pos="10992"/>
+        <w:tab w:val="left" w:pos="11908"/>
+        <w:tab w:val="left" w:pos="12824"/>
+        <w:tab w:val="left" w:pos="13740"/>
+        <w:tab w:val="left" w:pos="14656"/>
+      </w:tabs>
+      <w:spacing w:after="0" w:line="240" w:lineRule="auto"/>
+    </w:pPr>
+    <w:rPr>
+      <w:rFonts w:ascii="Courier New" w:eastAsia="Times New Roman" w:hAnsi="Courier New" w:cs="Courier New"/>
+      <w:sz w:val="20"/>
+      <w:szCs w:val="20"/>
+    </w:rPr>
+  </w:style>
+  <w:style w:type="character" w:customStyle="1" w:styleId="HTMLPreformattedChar">
+    <w:name w:val="HTML Preformatted Char"/>
+    <w:basedOn w:val="DefaultParagraphFont"/>
+    <w:link w:val="HTMLPreformatted"/>
+    <w:uiPriority w:val="99"/>
+    <w:semiHidden/>
+    <w:rsid w:val="007F4892"/>
+    <w:rPr>
+      <w:rFonts w:ascii="Courier New" w:eastAsia="Times New Roman" w:hAnsi="Courier New" w:cs="Courier New"/>
+      <w:sz w:val="20"/>
+      <w:szCs w:val="20"/>
+    </w:rPr>
+  </w:style>
+  <w:style w:type="character" w:customStyle="1" w:styleId="token">
+    <w:name w:val="token"/>
+    <w:basedOn w:val="DefaultParagraphFont"/>
+    <w:rsid w:val="007F4892"/>
+  </w:style>
 </w:styles>
 </file>
 
@@ -13408,7 +13233,7 @@
 </file>
 
 <file path=customXml/itemProps1.xml><?xml version="1.0" encoding="utf-8"?>
-<ds:datastoreItem xmlns:ds="http://schemas.openxmlformats.org/officeDocument/2006/customXml" ds:itemID="{D0B895DB-7A79-47E2-ACD1-F1B3B775E01C}">
+<ds:datastoreItem xmlns:ds="http://schemas.openxmlformats.org/officeDocument/2006/customXml" ds:itemID="{9321D8C2-D557-464B-A2F2-C4FAF1F3F1ED}">
   <ds:schemaRefs>
     <ds:schemaRef ds:uri="http://schemas.openxmlformats.org/officeDocument/2006/bibliography"/>
   </ds:schemaRefs>
